--- a/docs/ingles/Wilson Santos - 07January2026.docx
+++ b/docs/ingles/Wilson Santos - 07January2026.docx
@@ -214,13 +214,11 @@
               <w:ind w:left="284" w:hanging="284"/>
               <w:rPr>
                 <w:rFonts w:ascii="Aptos" w:hAnsi="Aptos"/>
-                <w:lang w:val="pt-BR"/>
               </w:rPr>
             </w:pPr>
             <w:r>
               <w:rPr>
                 <w:rFonts w:ascii="Aptos" w:hAnsi="Aptos"/>
-                <w:lang w:val="pt-BR"/>
               </w:rPr>
               <w:t>on weekdays: em dias da semana</w:t>
             </w:r>
@@ -4644,7 +4642,6 @@
   <w:style w:type="character" w:default="1" w:styleId="DefaultParagraphFont">
     <w:name w:val="Default Paragraph Font"/>
     <w:uiPriority w:val="1"/>
-    <w:semiHidden/>
     <w:unhideWhenUsed/>
   </w:style>
   <w:style w:type="table" w:default="1" w:styleId="TableNormal">
@@ -5085,10 +5082,4 @@
     </a:ext>
   </a:extLst>
 </a:theme>
-</file>
-
-<file path=docMetadata/LabelInfo.xml><?xml version="1.0" encoding="utf-8"?>
-<clbl:labelList xmlns:clbl="http://schemas.microsoft.com/office/2020/mipLabelMetadata">
-  <clbl:label id="{87867195-f2b8-4ac2-b0b6-6bb73cb33afc}" enabled="1" method="Privileged" siteId="{72f988bf-86f1-41af-91ab-2d7cd011db47}" contentBits="0" removed="0"/>
-</clbl:labelList>
 </file>